--- a/Response_to_Reviewers.docx
+++ b/Response_to_Reviewers.docx
@@ -112,7 +112,7 @@
         <w:t xml:space="preserve">Response. </w:t>
       </w:r>
       <w:r>
-        <w:t>We have added this explanation (Multivariate Analysis). The modest R² (~0.18) is expected and informative rather than a deficiency: quantum yield is set at the electronic-structure level — excited-state surface topology, conical-intersection accessibility, chromophore protonation and intramolecular charge transfer, local electrostatic fields, and dark-state pathways — none of which is encoded in a static ground-state crystal geometry. A structure-only predictor therefore has a natural ceiling; a companion structural analysis that adds hydrogen-bond and electrostatic descriptors reaches only a leave-one-protein-out rank correlation of ≈ 0.44. Our models are best read as identifying which static structural features carry reproducible QY signal (chromophore-to-barrel rigidity and ground-state planarity), not as quantitative predictors.</w:t>
+        <w:t>We have added this explanation (Multivariate Analysis). The modest R² (~0.18) is expected and informative rather than a deficiency: quantum yield is set at the electronic-structure level — excited-state surface topology, conical-intersection accessibility, chromophore protonation and intramolecular charge transfer, local electrostatic fields, and dark-state pathways — none of which is encoded in a static ground-state crystal geometry. A structure-only predictor therefore has a natural ceiling; adding richer structural descriptors such as hydrogen-bond counts and electrostatic terms yields only modest gains. Our models are best read as identifying which static structural features carry reproducible QY signal (chromophore-to-barrel rigidity and ground-state planarity), not as quantitative predictors.</w:t>
       </w:r>
     </w:p>
     <w:p>
@@ -542,7 +542,7 @@
         <w:t xml:space="preserve">Response. </w:t>
       </w:r>
       <w:r>
-        <w:t>We appreciate this suggestion and now address it directly. The variables listed are electronic-structure and solvent-dynamics properties that are not encoded in a static crystal geometry, which is precisely why a geometry-only model has a modest ceiling (the new low-R² explanation for Reviewer 1.2). We note that a companion structural study which does add hydrogen-bond and electrostatic descriptors improves the leave-one-protein-out rank correlation only to ≈ 0.44, confirming that much of the quantum-yield variance reflects excited-state and electronic factors beyond static structure. We therefore present our models as identifying which reproducible structural features carry quantum-yield signal — chromophore-to-barrel rigidity and ground-state planarity — rather than as quantitative predictors of brightness, and we state this limitation explicitly.</w:t>
+        <w:t>We appreciate this suggestion and now address it directly. The variables listed are electronic-structure and solvent-dynamics properties that are not encoded in a static crystal geometry, which is precisely why a geometry-only model has a modest ceiling (the new low-R² explanation for Reviewer 1.2). We note that even structural models that incorporate such descriptors (hydrogen-bond counts, electrostatic terms) improve prediction only modestly, confirming that much of the quantum-yield variance reflects excited-state and electronic factors beyond static structure. We therefore present our models as identifying which reproducible structural features carry quantum-yield signal — chromophore-to-barrel rigidity and ground-state planarity — rather than as quantitative predictors of brightness, and we state this limitation explicitly.</w:t>
       </w:r>
     </w:p>
     <w:p/>
